--- a/data/Answer_Scripts/EG_2020_4033.docx
+++ b/data/Answer_Scripts/EG_2020_4033.docx
@@ -84,6 +84,17 @@
       </w:r>
     </w:p>
     <w:p/>
+    <w:p/>
+    <w:p/>
+    <w:p/>
+    <w:p/>
+    <w:p/>
+    <w:p/>
+    <w:p/>
+    <w:p/>
+    <w:p/>
+    <w:p/>
+    <w:p/>
     <w:p>
       <w:r>
         <w:t xml:space="preserve"> Q2. </w:t>
@@ -101,23 +112,27 @@
       <w:r>
         <w:t xml:space="preserve">) </w:t>
       </w:r>
-      <w:proofErr w:type="spellStart"/>
       <w:r>
-        <w:t>Sequelize</w:t>
+        <w:t xml:space="preserve"> </w:t>
       </w:r>
-      <w:proofErr w:type="spellEnd"/>
       <w:r>
-        <w:t xml:space="preserve"> lets you interact with SQL databases. </w:t>
+        <w:t xml:space="preserve">Sequelize lets you interact with SQL databases. </w:t>
       </w:r>
     </w:p>
     <w:p>
       <w:r>
-        <w:t xml:space="preserve">(ii) </w:t>
+        <w:t>(ii)</w:t>
+      </w:r>
+      <w:r>
+        <w:t xml:space="preserve">   </w:t>
       </w:r>
     </w:p>
     <w:p>
       <w:r>
-        <w:t xml:space="preserve">(iii) </w:t>
+        <w:t>(iii)</w:t>
+      </w:r>
+      <w:r>
+        <w:t xml:space="preserve">   </w:t>
       </w:r>
     </w:p>
     <w:p>
@@ -148,6 +163,9 @@
     <w:p>
       <w:r>
         <w:t>(v)</w:t>
+      </w:r>
+      <w:r>
+        <w:t xml:space="preserve">  </w:t>
       </w:r>
     </w:p>
     <w:sectPr>
@@ -1020,6 +1038,7 @@
   <w:style w:type="character" w:default="1" w:styleId="DefaultParagraphFont">
     <w:name w:val="Default Paragraph Font"/>
     <w:uiPriority w:val="1"/>
+    <w:semiHidden/>
     <w:unhideWhenUsed/>
   </w:style>
   <w:style w:type="table" w:default="1" w:styleId="TableNormal">
